--- a/docs/Updating_a_tokens_embedding_with_the_hidden_state_of_its_prediction.docx
+++ b/docs/Updating_a_tokens_embedding_with_the_hidden_state_of_its_prediction.docx
@@ -1038,6 +1038,164 @@
           <w:szCs w:val="22"/>
         </w:rPr>
       </w:pPr>
+      <w:r>
+        <w:rPr>
+          <w:sz w:val="22"/>
+          <w:szCs w:val="22"/>
+        </w:rPr>
+        <w:lastRenderedPageBreak/>
+        <w:t xml:space="preserve">[9] </w:t>
+      </w:r>
+      <w:hyperlink r:id="rId15" w:history="1">
+        <w:r>
+          <w:rPr>
+            <w:rStyle w:val="Hyperlink"/>
+            <w:sz w:val="22"/>
+            <w:szCs w:val="22"/>
+          </w:rPr>
+          <w:t>How Are Embeddings Trained, Reddit, 2024</w:t>
+        </w:r>
+      </w:hyperlink>
+    </w:p>
+    <w:p>
+      <w:pPr>
+        <w:rPr>
+          <w:sz w:val="22"/>
+          <w:szCs w:val="22"/>
+        </w:rPr>
+      </w:pPr>
+      <w:r>
+        <w:rPr>
+          <w:sz w:val="22"/>
+          <w:szCs w:val="22"/>
+        </w:rPr>
+        <w:t xml:space="preserve">[10] </w:t>
+      </w:r>
+      <w:hyperlink r:id="rId16" w:history="1">
+        <w:r>
+          <w:rPr>
+            <w:rStyle w:val="Hyperlink"/>
+            <w:sz w:val="22"/>
+            <w:szCs w:val="22"/>
+          </w:rPr>
+          <w:t>My (Mostly Failed) Attempt to Improve Transformers by Enriching Embeddings with the Last Hidden State – Why It Didn't Scale</w:t>
+        </w:r>
+        <w:r>
+          <w:rPr>
+            <w:rStyle w:val="Hyperlink"/>
+            <w:sz w:val="22"/>
+            <w:szCs w:val="22"/>
+          </w:rPr>
+          <w:t>, April, 2025</w:t>
+        </w:r>
+      </w:hyperlink>
+    </w:p>
+    <w:p>
+      <w:pPr>
+        <w:rPr>
+          <w:sz w:val="22"/>
+          <w:szCs w:val="22"/>
+        </w:rPr>
+      </w:pPr>
+      <w:r>
+        <w:rPr>
+          <w:sz w:val="22"/>
+          <w:szCs w:val="22"/>
+        </w:rPr>
+        <w:t xml:space="preserve">[11] </w:t>
+      </w:r>
+      <w:hyperlink r:id="rId17" w:history="1">
+        <w:r>
+          <w:rPr>
+            <w:rStyle w:val="Hyperlink"/>
+            <w:sz w:val="22"/>
+            <w:szCs w:val="22"/>
+          </w:rPr>
+          <w:t>Why do transformers use embeddings with the same dimensionality in each layer?</w:t>
+        </w:r>
+        <w:r>
+          <w:rPr>
+            <w:rStyle w:val="Hyperlink"/>
+            <w:sz w:val="22"/>
+            <w:szCs w:val="22"/>
+          </w:rPr>
+          <w:t xml:space="preserve"> Reddit, 2024</w:t>
+        </w:r>
+      </w:hyperlink>
+    </w:p>
+    <w:p>
+      <w:pPr>
+        <w:rPr>
+          <w:sz w:val="22"/>
+          <w:szCs w:val="22"/>
+        </w:rPr>
+      </w:pPr>
+      <w:r>
+        <w:rPr>
+          <w:sz w:val="22"/>
+          <w:szCs w:val="22"/>
+        </w:rPr>
+        <w:t xml:space="preserve">[12] </w:t>
+      </w:r>
+      <w:hyperlink r:id="rId18" w:history="1">
+        <w:r>
+          <w:rPr>
+            <w:rStyle w:val="Hyperlink"/>
+            <w:sz w:val="22"/>
+            <w:szCs w:val="22"/>
+          </w:rPr>
+          <w:t>Why Do We Only Use The Last Embedding To Make Predictions</w:t>
+        </w:r>
+        <w:r>
+          <w:rPr>
+            <w:rStyle w:val="Hyperlink"/>
+            <w:sz w:val="22"/>
+            <w:szCs w:val="22"/>
+          </w:rPr>
+          <w:t>, Reddit, 2024</w:t>
+        </w:r>
+      </w:hyperlink>
+    </w:p>
+    <w:p>
+      <w:pPr>
+        <w:rPr>
+          <w:sz w:val="22"/>
+          <w:szCs w:val="22"/>
+        </w:rPr>
+      </w:pPr>
+      <w:r>
+        <w:rPr>
+          <w:sz w:val="22"/>
+          <w:szCs w:val="22"/>
+        </w:rPr>
+        <w:t xml:space="preserve">[13] </w:t>
+      </w:r>
+      <w:hyperlink r:id="rId19" w:history="1">
+        <w:r>
+          <w:rPr>
+            <w:rStyle w:val="Hyperlink"/>
+            <w:sz w:val="22"/>
+            <w:szCs w:val="22"/>
+          </w:rPr>
+          <w:t>Why next token prediction doesn't work for Recommender System? (or am I wrong?)</w:t>
+        </w:r>
+        <w:r>
+          <w:rPr>
+            <w:rStyle w:val="Hyperlink"/>
+            <w:sz w:val="22"/>
+            <w:szCs w:val="22"/>
+          </w:rPr>
+          <w:t xml:space="preserve"> Reddit, 2024</w:t>
+        </w:r>
+      </w:hyperlink>
+    </w:p>
+    <w:p>
+      <w:pPr>
+        <w:rPr>
+          <w:sz w:val="22"/>
+          <w:szCs w:val="22"/>
+        </w:rPr>
+      </w:pPr>
     </w:p>
     <w:p>
       <w:pPr>
@@ -1381,6 +1539,7 @@
         <w:rPr>
           <w:color w:val="2A3C42"/>
         </w:rPr>
+        <w:lastRenderedPageBreak/>
         <w:t>to ensure stability.)</w:t>
       </w:r>
     </w:p>
@@ -1415,7 +1574,6 @@
           <w:rStyle w:val="Strong"/>
           <w:color w:val="2A3C42"/>
         </w:rPr>
-        <w:lastRenderedPageBreak/>
         <w:t>Claude</w:t>
       </w:r>
       <w:r>
@@ -1783,7 +1941,7 @@
       </w:pPr>
     </w:p>
     <w:p>
-      <w:hyperlink r:id="rId15" w:history="1">
+      <w:hyperlink r:id="rId20" w:history="1">
         <w:r>
           <w:rPr>
             <w:rStyle w:val="Hyperlink"/>
@@ -1801,6 +1959,7 @@
         <w:spacing w:before="0" w:beforeAutospacing="0" w:after="0" w:afterAutospacing="0"/>
       </w:pPr>
       <w:r>
+        <w:lastRenderedPageBreak/>
         <w:t>That’s an RNN, and as you identified, the issue is that training now has temporal dependencies and cannot be parallelized</w:t>
       </w:r>
     </w:p>
@@ -1811,7 +1970,7 @@
       </w:pPr>
     </w:p>
     <w:p>
-      <w:hyperlink r:id="rId16" w:history="1">
+      <w:hyperlink r:id="rId21" w:history="1">
         <w:r>
           <w:rPr>
             <w:rStyle w:val="Hyperlink"/>
@@ -1829,11 +1988,7 @@
         <w:spacing w:before="0" w:beforeAutospacing="0" w:after="0" w:afterAutospacing="0"/>
       </w:pPr>
       <w:r>
-        <w:t xml:space="preserve">Well, not so sure about the "Can't be parallelized". Could you explain why the training process I described wouldn't work? I agree it would be a bit heavier than for a vanilla transformer if you </w:t>
-      </w:r>
-      <w:r>
-        <w:lastRenderedPageBreak/>
-        <w:t>really want to have a lot of "diffusion-like timesteps", but other than that, you can decide to have no such step and it will behave and train just like a vanilla transformer. And anyway, I think it's mostly parallelized. It's just that you might need as many "epochs" as you want diffusion steps during training (learning rate should be adapted accordingly).</w:t>
+        <w:t>Well, not so sure about the "Can't be parallelized". Could you explain why the training process I described wouldn't work? I agree it would be a bit heavier than for a vanilla transformer if you really want to have a lot of "diffusion-like timesteps", but other than that, you can decide to have no such step and it will behave and train just like a vanilla transformer. And anyway, I think it's mostly parallelized. It's just that you might need as many "epochs" as you want diffusion steps during training (learning rate should be adapted accordingly).</w:t>
       </w:r>
     </w:p>
     <w:p>
@@ -1843,7 +1998,7 @@
       </w:pPr>
     </w:p>
     <w:p>
-      <w:hyperlink r:id="rId17" w:history="1">
+      <w:hyperlink r:id="rId22" w:history="1">
         <w:r>
           <w:rPr>
             <w:rStyle w:val="Hyperlink"/>
@@ -1888,7 +2043,7 @@
       </w:pPr>
     </w:p>
     <w:p>
-      <w:hyperlink r:id="rId18" w:history="1">
+      <w:hyperlink r:id="rId23" w:history="1">
         <w:r>
           <w:rPr>
             <w:rStyle w:val="Hyperlink"/>
@@ -1936,7 +2091,11 @@
         <w:spacing w:after="0" w:afterAutospacing="0"/>
       </w:pPr>
       <w:r>
-        <w:t>The second possibility would be to have multiple recursive steps on the context before predicting the next token. It would be a way of updating the token embeddings to finely reflect the context before doing any generation. This would be very costly (a full-fledged context processing with no cache for each recursive step).</w:t>
+        <w:t xml:space="preserve">The second possibility would be to have multiple recursive steps on the context before predicting the next token. It would be a way of updating the token embeddings to finely reflect the context </w:t>
+      </w:r>
+      <w:r>
+        <w:lastRenderedPageBreak/>
+        <w:t>before doing any generation. This would be very costly (a full-fledged context processing with no cache for each recursive step).</w:t>
       </w:r>
     </w:p>
     <w:p>
@@ -1946,7 +2105,7 @@
       </w:pPr>
     </w:p>
     <w:p>
-      <w:hyperlink r:id="rId19" w:history="1">
+      <w:hyperlink r:id="rId24" w:history="1">
         <w:r>
           <w:rPr>
             <w:rStyle w:val="Hyperlink"/>
@@ -1973,7 +2132,6 @@
         <w:spacing w:after="0" w:afterAutospacing="0"/>
       </w:pPr>
       <w:r>
-        <w:lastRenderedPageBreak/>
         <w:t>The problem is inference works differently than training, so unless you use an inference procedure that works the same (ie multiple diffusion steps) I suspect you’d get very strange outputs.</w:t>
       </w:r>
     </w:p>
@@ -1981,448 +2139,6 @@
       <w:pPr>
         <w:pStyle w:val="NormalWeb"/>
         <w:spacing w:after="0" w:afterAutospacing="0"/>
-      </w:pPr>
-    </w:p>
-    <w:p>
-      <w:hyperlink r:id="rId20" w:history="1">
-        <w:r>
-          <w:rPr>
-            <w:rStyle w:val="Hyperlink"/>
-            <w:b/>
-            <w:bCs/>
-            <w:color w:val="0F1A1C"/>
-          </w:rPr>
-          <w:t>Academic_Sleep1118</w:t>
-        </w:r>
-      </w:hyperlink>
-    </w:p>
-    <w:p>
-      <w:pPr>
-        <w:pStyle w:val="NormalWeb"/>
-        <w:spacing w:before="0" w:beforeAutospacing="0" w:after="0" w:afterAutospacing="0"/>
-      </w:pPr>
-    </w:p>
-    <w:p>
-      <w:pPr>
-        <w:pStyle w:val="NormalWeb"/>
-        <w:spacing w:before="0" w:beforeAutospacing="0" w:after="0" w:afterAutospacing="0"/>
-        <w:rPr>
-          <w:i/>
-          <w:iCs/>
-        </w:rPr>
-      </w:pPr>
-      <w:r>
-        <w:rPr>
-          <w:i/>
-          <w:iCs/>
-        </w:rPr>
-        <w:t xml:space="preserve">&gt; </w:t>
-      </w:r>
-      <w:r>
-        <w:rPr>
-          <w:i/>
-          <w:iCs/>
-        </w:rPr>
-        <w:t xml:space="preserve">The problem is inference works differently than training, so unless you use an inference </w:t>
-      </w:r>
-    </w:p>
-    <w:p>
-      <w:pPr>
-        <w:pStyle w:val="NormalWeb"/>
-        <w:spacing w:before="0" w:beforeAutospacing="0" w:after="0" w:afterAutospacing="0"/>
-        <w:rPr>
-          <w:i/>
-          <w:iCs/>
-        </w:rPr>
-      </w:pPr>
-      <w:r>
-        <w:rPr>
-          <w:i/>
-          <w:iCs/>
-        </w:rPr>
-        <w:t xml:space="preserve">&gt; </w:t>
-      </w:r>
-      <w:r>
-        <w:rPr>
-          <w:i/>
-          <w:iCs/>
-        </w:rPr>
-        <w:t>procedure that works the same (ie multiple diffusion steps) I suspect you’d get very strange</w:t>
-      </w:r>
-    </w:p>
-    <w:p>
-      <w:pPr>
-        <w:pStyle w:val="NormalWeb"/>
-        <w:spacing w:before="0" w:beforeAutospacing="0" w:after="0" w:afterAutospacing="0"/>
-        <w:rPr>
-          <w:i/>
-          <w:iCs/>
-        </w:rPr>
-      </w:pPr>
-      <w:r>
-        <w:rPr>
-          <w:i/>
-          <w:iCs/>
-        </w:rPr>
-        <w:t>&gt;</w:t>
-      </w:r>
-      <w:r>
-        <w:rPr>
-          <w:i/>
-          <w:iCs/>
-        </w:rPr>
-        <w:t xml:space="preserve"> outputs.</w:t>
-      </w:r>
-    </w:p>
-    <w:p>
-      <w:pPr>
-        <w:pStyle w:val="NormalWeb"/>
-        <w:spacing w:after="0" w:afterAutospacing="0"/>
-      </w:pPr>
-      <w:r>
-        <w:t>Totally agreed! I think running only one recursion during training would result in the same procedure during training and inference, but otherwise, I agree with you!</w:t>
-      </w:r>
-    </w:p>
-    <w:p>
-      <w:pPr>
-        <w:pStyle w:val="NormalWeb"/>
-        <w:spacing w:after="0" w:afterAutospacing="0"/>
-      </w:pPr>
-    </w:p>
-    <w:p>
-      <w:hyperlink r:id="rId21" w:history="1">
-        <w:r>
-          <w:rPr>
-            <w:rStyle w:val="Hyperlink"/>
-            <w:b/>
-            <w:bCs/>
-            <w:color w:val="0F1A1C"/>
-          </w:rPr>
-          <w:t>milesper</w:t>
-        </w:r>
-      </w:hyperlink>
-    </w:p>
-    <w:p>
-      <w:pPr>
-        <w:pStyle w:val="NormalWeb"/>
-        <w:spacing w:before="0" w:beforeAutospacing="0"/>
-      </w:pPr>
-      <w:r>
-        <w:t>Consider the prediction of token t_i. During inference, t_i is computed using the hidden states of each of the prior tokens:</w:t>
-      </w:r>
-    </w:p>
-    <w:p>
-      <w:pPr>
-        <w:pStyle w:val="NormalWeb"/>
-      </w:pPr>
-      <w:r>
-        <w:t>t_i = argmax(Output(h_i))</w:t>
-      </w:r>
-    </w:p>
-    <w:p>
-      <w:pPr>
-        <w:pStyle w:val="NormalWeb"/>
-      </w:pPr>
-      <w:r>
-        <w:t>h_i = f(h_0 ... h_[i-1])</w:t>
-      </w:r>
-    </w:p>
-    <w:p>
-      <w:pPr>
-        <w:pStyle w:val="NormalWeb"/>
-      </w:pPr>
-      <w:r>
-        <w:t>Crucially, each of these prior hidden states has been computed with a full recurrence over preceding timesteps, i.e.</w:t>
-      </w:r>
-    </w:p>
-    <w:p>
-      <w:pPr>
-        <w:pStyle w:val="NormalWeb"/>
-      </w:pPr>
-      <w:r>
-        <w:t>h_[i-1] = f(h_0 ... h_[i-2]) ...</w:t>
-      </w:r>
-    </w:p>
-    <w:p>
-      <w:pPr>
-        <w:pStyle w:val="NormalWeb"/>
-      </w:pPr>
-      <w:r>
-        <w:t>Meanwhile, let's imagine training with a single diffusion step. Again, we have:</w:t>
-      </w:r>
-    </w:p>
-    <w:p>
-      <w:pPr>
-        <w:pStyle w:val="NormalWeb"/>
-        <w:spacing w:before="0" w:after="0"/>
-      </w:pPr>
-      <w:r>
-        <w:t>h_i = f(h'</w:t>
-      </w:r>
-      <w:r>
-        <w:rPr>
-          <w:rStyle w:val="Emphasis"/>
-        </w:rPr>
-        <w:t>0 ... h'</w:t>
-      </w:r>
-      <w:r>
-        <w:t>[i-1])</w:t>
-      </w:r>
-    </w:p>
-    <w:p>
-      <w:pPr>
-        <w:pStyle w:val="NormalWeb"/>
-        <w:spacing w:before="0" w:after="0"/>
-      </w:pPr>
-      <w:r>
-        <w:t>However, in this case, the hidden states h'</w:t>
-      </w:r>
-      <w:r>
-        <w:rPr>
-          <w:rStyle w:val="Emphasis"/>
-        </w:rPr>
-        <w:t>0 ... h'</w:t>
-      </w:r>
-      <w:r>
-        <w:t>[i-1] are computed using only reference to the discrete tokens (since there is no recurrence/bptt):</w:t>
-      </w:r>
-    </w:p>
-    <w:p>
-      <w:pPr>
-        <w:pStyle w:val="NormalWeb"/>
-        <w:spacing w:before="0" w:after="0"/>
-      </w:pPr>
-      <w:r>
-        <w:t>h'</w:t>
-      </w:r>
-      <w:r>
-        <w:rPr>
-          <w:rStyle w:val="Emphasis"/>
-        </w:rPr>
-        <w:t>[i-1] = f(t_0 ... t</w:t>
-      </w:r>
-      <w:r>
-        <w:t>[i-2])</w:t>
-      </w:r>
-    </w:p>
-    <w:p>
-      <w:pPr>
-        <w:pStyle w:val="NormalWeb"/>
-        <w:spacing w:before="0" w:after="0"/>
-      </w:pPr>
-      <w:r>
-        <w:t>So we can see that the prior hidden states are computed differently during training and inference, and I'm not sure we have any reason to believe that h'</w:t>
-      </w:r>
-      <w:r>
-        <w:rPr>
-          <w:rStyle w:val="Emphasis"/>
-        </w:rPr>
-        <w:t>[i-1] and h</w:t>
-      </w:r>
-      <w:r>
-        <w:t>[i-1] are similar.</w:t>
-      </w:r>
-    </w:p>
-    <w:p>
-      <w:pPr>
-        <w:pStyle w:val="NormalWeb"/>
-        <w:spacing w:before="0" w:after="0" w:afterAutospacing="0"/>
-      </w:pPr>
-      <w:r>
-        <w:t>Of course, this isn't </w:t>
-      </w:r>
-      <w:r>
-        <w:rPr>
-          <w:rStyle w:val="Emphasis"/>
-        </w:rPr>
-        <w:t>always</w:t>
-      </w:r>
-      <w:r>
-        <w:t> a problem; for example, there's already a fundamental difference between teacher forcing at training and student forcing at inference. But in this case, I suspect the hidden states would not look remotely similar. You'd probably end up having to do a large number of diffusion steps, at which point you're just doing recurrence with a cut-off.</w:t>
-      </w:r>
-    </w:p>
-    <w:p>
-      <w:pPr>
-        <w:pStyle w:val="NormalWeb"/>
-        <w:spacing w:before="0" w:after="0" w:afterAutospacing="0"/>
-      </w:pPr>
-    </w:p>
-    <w:p>
-      <w:hyperlink r:id="rId22" w:history="1">
-        <w:r>
-          <w:rPr>
-            <w:rStyle w:val="Hyperlink"/>
-            <w:b/>
-            <w:bCs/>
-            <w:color w:val="0F1A1C"/>
-          </w:rPr>
-          <w:t>Academic_Sleep1118</w:t>
-        </w:r>
-      </w:hyperlink>
-    </w:p>
-    <w:p>
-      <w:pPr>
-        <w:pStyle w:val="NormalWeb"/>
-        <w:spacing w:before="0" w:beforeAutospacing="0"/>
-      </w:pPr>
-      <w:r>
-        <w:t>You're right! Thanks for pointing out my mistake.</w:t>
-      </w:r>
-    </w:p>
-    <w:p>
-      <w:pPr>
-        <w:pStyle w:val="NormalWeb"/>
-      </w:pPr>
-      <w:r>
-        <w:t>I am not sure about</w:t>
-      </w:r>
-    </w:p>
-    <w:p>
-      <w:pPr>
-        <w:pStyle w:val="NormalWeb"/>
-        <w:spacing w:before="0" w:beforeAutospacing="0" w:after="0" w:afterAutospacing="0"/>
-        <w:rPr>
-          <w:i/>
-          <w:iCs/>
-        </w:rPr>
-      </w:pPr>
-      <w:r>
-        <w:rPr>
-          <w:i/>
-          <w:iCs/>
-        </w:rPr>
-        <w:t xml:space="preserve"> &gt; </w:t>
-      </w:r>
-      <w:r>
-        <w:rPr>
-          <w:i/>
-          <w:iCs/>
-        </w:rPr>
-        <w:t>But in this case, I suspect the hidden states would not look remotely similar.</w:t>
-      </w:r>
-    </w:p>
-    <w:p>
-      <w:pPr>
-        <w:pStyle w:val="NormalWeb"/>
-      </w:pPr>
-      <w:r>
-        <w:t>Assuming the diffusion process converges (this reads a bit like "Assuming we get Q&gt;1 in a controlled fusion reaction"), we would know that, for each step, embedding(token_i(t)) - embedding(token_i(t-1)) tends towards zero. ie each recurrence step updates token embeddings less.</w:t>
-      </w:r>
-    </w:p>
-    <w:p>
-      <w:pPr>
-        <w:pStyle w:val="NormalWeb"/>
-      </w:pPr>
-      <w:r>
-        <w:t>You could prove as a consequence that, during inference, the contribution of token[i-x]'s hidden state to token[i]'s embedding decreases with x. Meaning that the compounding effect of embeddings augmentation doesn't really exist. (There seems to be an equivalence between the training process' stability and inference stability). So, it seems to imply that:</w:t>
-      </w:r>
-    </w:p>
-    <w:p>
-      <w:pPr>
-        <w:pStyle w:val="NormalWeb"/>
-        <w:spacing w:before="0" w:after="0"/>
-      </w:pPr>
-      <w:r>
-        <w:rPr>
-          <w:rStyle w:val="Strong"/>
-        </w:rPr>
-        <w:t>embedding(token[i], t=0), embedding(token[i], t=1) and embedding(token[i], t=i) are roughly aligned, at least statistically.</w:t>
-      </w:r>
-    </w:p>
-    <w:p>
-      <w:pPr>
-        <w:pStyle w:val="NormalWeb"/>
-      </w:pPr>
-      <w:r>
-        <w:t>(Here, embedding(token[i], t=0) is the raw token embedding, embedding(token[i], t=1) is the embedding augmented by h'[i] and embedding(token[i], t=i) is the embedding augmented by h[i])</w:t>
-      </w:r>
-    </w:p>
-    <w:p>
-      <w:pPr>
-        <w:pStyle w:val="NormalWeb"/>
-      </w:pPr>
-      <w:r>
-        <w:t>Unrelatedly, the information flow in the sequence stops after k "diffusion" steps for the k-th token in the sequence. Afterwards, its embedding remains constant (by recurrence, as all the preceding token embeddings remain constant too). So my diffusion analogy seems a bit far-fetched.</w:t>
-      </w:r>
-    </w:p>
-    <w:p>
-      <w:pPr>
-        <w:pStyle w:val="NormalWeb"/>
-        <w:spacing w:after="0" w:afterAutospacing="0"/>
-      </w:pPr>
-      <w:r>
-        <w:t>Anyway, I really appreciate this conversation!</w:t>
-      </w:r>
-    </w:p>
-    <w:p>
-      <w:pPr>
-        <w:pStyle w:val="NormalWeb"/>
-        <w:spacing w:after="0" w:afterAutospacing="0"/>
-      </w:pPr>
-    </w:p>
-    <w:p>
-      <w:hyperlink r:id="rId23" w:history="1">
-        <w:r>
-          <w:rPr>
-            <w:rStyle w:val="Hyperlink"/>
-            <w:b/>
-            <w:bCs/>
-            <w:color w:val="0F1A1C"/>
-          </w:rPr>
-          <w:t>milesper</w:t>
-        </w:r>
-      </w:hyperlink>
-    </w:p>
-    <w:p>
-      <w:pPr>
-        <w:pStyle w:val="NormalWeb"/>
-        <w:spacing w:before="0" w:beforeAutospacing="0" w:after="0" w:afterAutospacing="0"/>
-      </w:pPr>
-      <w:r>
-        <w:t>I can see how that might converge to the same thing, but I wonder if practically speaking (and with a small number of diffusion steps) that would be the case. Also, another issue is the divergence between the embeddings during training vs inference likely grows exponentially with longer sequences. So I imagine by the end of the sentence things would be far more likely to go haywire.</w:t>
-      </w:r>
-    </w:p>
-    <w:p>
-      <w:pPr>
-        <w:pStyle w:val="NormalWeb"/>
-        <w:spacing w:before="0" w:beforeAutospacing="0" w:after="0" w:afterAutospacing="0"/>
-      </w:pPr>
-    </w:p>
-    <w:p>
-      <w:hyperlink r:id="rId24" w:history="1">
-        <w:r>
-          <w:rPr>
-            <w:rStyle w:val="Hyperlink"/>
-            <w:b/>
-            <w:bCs/>
-            <w:color w:val="0F1A1C"/>
-          </w:rPr>
-          <w:t>elbiot</w:t>
-        </w:r>
-      </w:hyperlink>
-    </w:p>
-    <w:p>
-      <w:pPr>
-        <w:pStyle w:val="NormalWeb"/>
-        <w:spacing w:before="0" w:beforeAutospacing="0"/>
-      </w:pPr>
-      <w:r>
-        <w:t>That latent embedding is still there when the next token is predicted. You don't have to pass it in as input. All the nuance that latent "token" represents is there to be used by the model.</w:t>
-      </w:r>
-    </w:p>
-    <w:p>
-      <w:pPr>
-        <w:pStyle w:val="NormalWeb"/>
-        <w:spacing w:after="0" w:afterAutospacing="0"/>
-      </w:pPr>
-      <w:r>
-        <w:t>I don't know if you've seen the latent reasoning of Coconut but that reminds me of what you're talking about.</w:t>
-      </w:r>
-    </w:p>
-    <w:p>
-      <w:pPr>
-        <w:pStyle w:val="NormalWeb"/>
-        <w:spacing w:before="0" w:beforeAutospacing="0" w:after="0" w:afterAutospacing="0"/>
       </w:pPr>
     </w:p>
     <w:p>
@@ -2443,46 +2159,255 @@
         <w:pStyle w:val="NormalWeb"/>
         <w:spacing w:before="0" w:beforeAutospacing="0" w:after="0" w:afterAutospacing="0"/>
       </w:pPr>
-      <w:r>
-        <w:t xml:space="preserve">Thanks, I just checked their paper </w:t>
-      </w:r>
-      <w:r>
-        <w:t xml:space="preserve">[4] </w:t>
-      </w:r>
-      <w:r>
-        <w:t>(</w:t>
-      </w:r>
-      <w:r>
-        <w:fldChar w:fldCharType="begin"/>
-      </w:r>
-      <w:r>
-        <w:instrText>HYPERLINK "https://arxiv.org/pdf/2412.06769" \t "_blank"</w:instrText>
-      </w:r>
-      <w:r>
-        <w:fldChar w:fldCharType="separate"/>
-      </w:r>
-      <w:r>
-        <w:rPr>
-          <w:rStyle w:val="Hyperlink"/>
-          <w:color w:val="0045AC"/>
-        </w:rPr>
-        <w:t>https://arxiv.org/pdf/2412.06769</w:t>
-      </w:r>
-      <w:r>
-        <w:fldChar w:fldCharType="end"/>
-      </w:r>
-      <w:r>
-        <w:t>), it's very similar indeed.</w:t>
-      </w:r>
     </w:p>
     <w:p>
       <w:pPr>
         <w:pStyle w:val="NormalWeb"/>
         <w:spacing w:before="0" w:beforeAutospacing="0" w:after="0" w:afterAutospacing="0"/>
+        <w:rPr>
+          <w:i/>
+          <w:iCs/>
+        </w:rPr>
+      </w:pPr>
+      <w:r>
+        <w:rPr>
+          <w:i/>
+          <w:iCs/>
+        </w:rPr>
+        <w:t xml:space="preserve">&gt; </w:t>
+      </w:r>
+      <w:r>
+        <w:rPr>
+          <w:i/>
+          <w:iCs/>
+        </w:rPr>
+        <w:t xml:space="preserve">The problem is inference works differently than training, so unless you use an inference </w:t>
+      </w:r>
+    </w:p>
+    <w:p>
+      <w:pPr>
+        <w:pStyle w:val="NormalWeb"/>
+        <w:spacing w:before="0" w:beforeAutospacing="0" w:after="0" w:afterAutospacing="0"/>
+        <w:rPr>
+          <w:i/>
+          <w:iCs/>
+        </w:rPr>
+      </w:pPr>
+      <w:r>
+        <w:rPr>
+          <w:i/>
+          <w:iCs/>
+        </w:rPr>
+        <w:t xml:space="preserve">&gt; </w:t>
+      </w:r>
+      <w:r>
+        <w:rPr>
+          <w:i/>
+          <w:iCs/>
+        </w:rPr>
+        <w:t>procedure that works the same (ie multiple diffusion steps) I suspect you’d get very strange</w:t>
+      </w:r>
+    </w:p>
+    <w:p>
+      <w:pPr>
+        <w:pStyle w:val="NormalWeb"/>
+        <w:spacing w:before="0" w:beforeAutospacing="0" w:after="0" w:afterAutospacing="0"/>
+        <w:rPr>
+          <w:i/>
+          <w:iCs/>
+        </w:rPr>
+      </w:pPr>
+      <w:r>
+        <w:rPr>
+          <w:i/>
+          <w:iCs/>
+        </w:rPr>
+        <w:t>&gt;</w:t>
+      </w:r>
+      <w:r>
+        <w:rPr>
+          <w:i/>
+          <w:iCs/>
+        </w:rPr>
+        <w:t xml:space="preserve"> outputs.</w:t>
+      </w:r>
+    </w:p>
+    <w:p>
+      <w:pPr>
+        <w:pStyle w:val="NormalWeb"/>
+        <w:spacing w:after="0" w:afterAutospacing="0"/>
+      </w:pPr>
+      <w:r>
+        <w:t>Totally agreed! I think running only one recursion during training would result in the same procedure during training and inference, but otherwise, I agree with you!</w:t>
+      </w:r>
+    </w:p>
+    <w:p>
+      <w:pPr>
+        <w:pStyle w:val="NormalWeb"/>
+        <w:spacing w:after="0" w:afterAutospacing="0"/>
       </w:pPr>
     </w:p>
     <w:p>
       <w:hyperlink r:id="rId26" w:history="1">
+        <w:r>
+          <w:rPr>
+            <w:rStyle w:val="Hyperlink"/>
+            <w:b/>
+            <w:bCs/>
+            <w:color w:val="0F1A1C"/>
+          </w:rPr>
+          <w:t>milesper</w:t>
+        </w:r>
+      </w:hyperlink>
+    </w:p>
+    <w:p>
+      <w:pPr>
+        <w:pStyle w:val="NormalWeb"/>
+        <w:spacing w:before="0" w:beforeAutospacing="0"/>
+      </w:pPr>
+      <w:r>
+        <w:t>Consider the prediction of token t_i. During inference, t_i is computed using the hidden states of each of the prior tokens:</w:t>
+      </w:r>
+    </w:p>
+    <w:p>
+      <w:pPr>
+        <w:pStyle w:val="NormalWeb"/>
+      </w:pPr>
+      <w:r>
+        <w:t>t_i = argmax(Output(h_i))</w:t>
+      </w:r>
+    </w:p>
+    <w:p>
+      <w:pPr>
+        <w:pStyle w:val="NormalWeb"/>
+      </w:pPr>
+      <w:r>
+        <w:t>h_i = f(h_0 ... h_[i-1])</w:t>
+      </w:r>
+    </w:p>
+    <w:p>
+      <w:pPr>
+        <w:pStyle w:val="NormalWeb"/>
+      </w:pPr>
+      <w:r>
+        <w:t>Crucially, each of these prior hidden states has been computed with a full recurrence over preceding timesteps, i.e.</w:t>
+      </w:r>
+    </w:p>
+    <w:p>
+      <w:pPr>
+        <w:pStyle w:val="NormalWeb"/>
+      </w:pPr>
+      <w:r>
+        <w:t>h_[i-1] = f(h_0 ... h_[i-2]) ...</w:t>
+      </w:r>
+    </w:p>
+    <w:p>
+      <w:pPr>
+        <w:pStyle w:val="NormalWeb"/>
+      </w:pPr>
+      <w:r>
+        <w:t>Meanwhile, let's imagine training with a single diffusion step. Again, we have:</w:t>
+      </w:r>
+    </w:p>
+    <w:p>
+      <w:pPr>
+        <w:pStyle w:val="NormalWeb"/>
+        <w:spacing w:before="0" w:after="0"/>
+      </w:pPr>
+      <w:r>
+        <w:t>h_i = f(h'</w:t>
+      </w:r>
+      <w:r>
+        <w:rPr>
+          <w:rStyle w:val="Emphasis"/>
+        </w:rPr>
+        <w:t>0 ... h'</w:t>
+      </w:r>
+      <w:r>
+        <w:t>[i-1])</w:t>
+      </w:r>
+    </w:p>
+    <w:p>
+      <w:pPr>
+        <w:pStyle w:val="NormalWeb"/>
+        <w:spacing w:before="0" w:after="0"/>
+      </w:pPr>
+      <w:r>
+        <w:t>However, in this case, the hidden states h'</w:t>
+      </w:r>
+      <w:r>
+        <w:rPr>
+          <w:rStyle w:val="Emphasis"/>
+        </w:rPr>
+        <w:t>0 ... h'</w:t>
+      </w:r>
+      <w:r>
+        <w:t>[i-1] are computed using only reference to the discrete tokens (since there is no recurrence/bptt):</w:t>
+      </w:r>
+    </w:p>
+    <w:p>
+      <w:pPr>
+        <w:pStyle w:val="NormalWeb"/>
+        <w:spacing w:before="0" w:after="0"/>
+      </w:pPr>
+      <w:r>
+        <w:t>h'</w:t>
+      </w:r>
+      <w:r>
+        <w:rPr>
+          <w:rStyle w:val="Emphasis"/>
+        </w:rPr>
+        <w:t>[i-1] = f(t_0 ... t</w:t>
+      </w:r>
+      <w:r>
+        <w:t>[i-2])</w:t>
+      </w:r>
+    </w:p>
+    <w:p>
+      <w:pPr>
+        <w:pStyle w:val="NormalWeb"/>
+        <w:spacing w:before="0" w:after="0"/>
+      </w:pPr>
+      <w:r>
+        <w:t>So we can see that the prior hidden states are computed differently during training and inference, and I'm not sure we have any reason to believe that h'</w:t>
+      </w:r>
+      <w:r>
+        <w:rPr>
+          <w:rStyle w:val="Emphasis"/>
+        </w:rPr>
+        <w:t>[i-1] and h</w:t>
+      </w:r>
+      <w:r>
+        <w:t>[i-1] are similar.</w:t>
+      </w:r>
+    </w:p>
+    <w:p>
+      <w:pPr>
+        <w:pStyle w:val="NormalWeb"/>
+        <w:spacing w:before="0" w:after="0" w:afterAutospacing="0"/>
+      </w:pPr>
+      <w:r>
+        <w:lastRenderedPageBreak/>
+        <w:t>Of course, this isn't </w:t>
+      </w:r>
+      <w:r>
+        <w:rPr>
+          <w:rStyle w:val="Emphasis"/>
+        </w:rPr>
+        <w:t>always</w:t>
+      </w:r>
+      <w:r>
+        <w:t> a problem; for example, there's already a fundamental difference between teacher forcing at training and student forcing at inference. But in this case, I suspect the hidden states would not look remotely similar. You'd probably end up having to do a large number of diffusion steps, at which point you're just doing recurrence with a cut-off.</w:t>
+      </w:r>
+    </w:p>
+    <w:p>
+      <w:pPr>
+        <w:pStyle w:val="NormalWeb"/>
+        <w:spacing w:before="0" w:after="0" w:afterAutospacing="0"/>
+      </w:pPr>
+    </w:p>
+    <w:p>
+      <w:hyperlink r:id="rId27" w:history="1">
         <w:r>
           <w:rPr>
             <w:rStyle w:val="Hyperlink"/>
@@ -2497,12 +2422,247 @@
     <w:p>
       <w:pPr>
         <w:pStyle w:val="NormalWeb"/>
+        <w:spacing w:before="0" w:beforeAutospacing="0"/>
+      </w:pPr>
+      <w:r>
+        <w:t>You're right! Thanks for pointing out my mistake.</w:t>
+      </w:r>
+    </w:p>
+    <w:p>
+      <w:pPr>
+        <w:pStyle w:val="NormalWeb"/>
+      </w:pPr>
+      <w:r>
+        <w:t>I am not sure about</w:t>
+      </w:r>
+    </w:p>
+    <w:p>
+      <w:pPr>
+        <w:pStyle w:val="NormalWeb"/>
+        <w:spacing w:before="0" w:beforeAutospacing="0" w:after="0" w:afterAutospacing="0"/>
+        <w:rPr>
+          <w:i/>
+          <w:iCs/>
+        </w:rPr>
+      </w:pPr>
+      <w:r>
+        <w:rPr>
+          <w:i/>
+          <w:iCs/>
+        </w:rPr>
+        <w:t xml:space="preserve"> &gt; </w:t>
+      </w:r>
+      <w:r>
+        <w:rPr>
+          <w:i/>
+          <w:iCs/>
+        </w:rPr>
+        <w:t>But in this case, I suspect the hidden states would not look remotely similar.</w:t>
+      </w:r>
+    </w:p>
+    <w:p>
+      <w:pPr>
+        <w:pStyle w:val="NormalWeb"/>
+      </w:pPr>
+      <w:r>
+        <w:t>Assuming the diffusion process converges (this reads a bit like "Assuming we get Q&gt;1 in a controlled fusion reaction"), we would know that, for each step, embedding(token_i(t)) - embedding(token_i(t-1)) tends towards zero. ie each recurrence step updates token embeddings less.</w:t>
+      </w:r>
+    </w:p>
+    <w:p>
+      <w:pPr>
+        <w:pStyle w:val="NormalWeb"/>
+      </w:pPr>
+      <w:r>
+        <w:t>You could prove as a consequence that, during inference, the contribution of token[i-x]'s hidden state to token[i]'s embedding decreases with x. Meaning that the compounding effect of embeddings augmentation doesn't really exist. (There seems to be an equivalence between the training process' stability and inference stability). So, it seems to imply that:</w:t>
+      </w:r>
+    </w:p>
+    <w:p>
+      <w:pPr>
+        <w:pStyle w:val="NormalWeb"/>
+        <w:spacing w:before="0" w:after="0"/>
+      </w:pPr>
+      <w:r>
+        <w:rPr>
+          <w:rStyle w:val="Strong"/>
+        </w:rPr>
+        <w:t>embedding(token[i], t=0), embedding(token[i], t=1) and embedding(token[i], t=i) are roughly aligned, at least statistically.</w:t>
+      </w:r>
+    </w:p>
+    <w:p>
+      <w:pPr>
+        <w:pStyle w:val="NormalWeb"/>
+      </w:pPr>
+      <w:r>
+        <w:t>(Here, embedding(token[i], t=0) is the raw token embedding, embedding(token[i], t=1) is the embedding augmented by h'[i] and embedding(token[i], t=i) is the embedding augmented by h[i])</w:t>
+      </w:r>
+    </w:p>
+    <w:p>
+      <w:pPr>
+        <w:pStyle w:val="NormalWeb"/>
+      </w:pPr>
+      <w:r>
+        <w:t>Unrelatedly, the information flow in the sequence stops after k "diffusion" steps for the k-th token in the sequence. Afterwards, its embedding remains constant (by recurrence, as all the preceding token embeddings remain constant too). So my diffusion analogy seems a bit far-fetched.</w:t>
+      </w:r>
+    </w:p>
+    <w:p>
+      <w:pPr>
+        <w:pStyle w:val="NormalWeb"/>
+        <w:spacing w:after="0" w:afterAutospacing="0"/>
+      </w:pPr>
+      <w:r>
+        <w:t>Anyway, I really appreciate this conversation!</w:t>
+      </w:r>
+    </w:p>
+    <w:p>
+      <w:pPr>
+        <w:pStyle w:val="NormalWeb"/>
+        <w:spacing w:after="0" w:afterAutospacing="0"/>
+      </w:pPr>
+    </w:p>
+    <w:p>
+      <w:hyperlink r:id="rId28" w:history="1">
+        <w:r>
+          <w:rPr>
+            <w:rStyle w:val="Hyperlink"/>
+            <w:b/>
+            <w:bCs/>
+            <w:color w:val="0F1A1C"/>
+          </w:rPr>
+          <w:t>milesper</w:t>
+        </w:r>
+      </w:hyperlink>
+    </w:p>
+    <w:p>
+      <w:pPr>
+        <w:pStyle w:val="NormalWeb"/>
+        <w:spacing w:before="0" w:beforeAutospacing="0" w:after="0" w:afterAutospacing="0"/>
+      </w:pPr>
+      <w:r>
+        <w:t>I can see how that might converge to the same thing, but I wonder if practically speaking (and with a small number of diffusion steps) that would be the case. Also, another issue is the divergence between the embeddings during training vs inference likely grows exponentially with longer sequences. So I imagine by the end of the sentence things would be far more likely to go haywire.</w:t>
+      </w:r>
+    </w:p>
+    <w:p>
+      <w:pPr>
+        <w:pStyle w:val="NormalWeb"/>
+        <w:spacing w:before="0" w:beforeAutospacing="0" w:after="0" w:afterAutospacing="0"/>
+      </w:pPr>
+    </w:p>
+    <w:p>
+      <w:hyperlink r:id="rId29" w:history="1">
+        <w:r>
+          <w:rPr>
+            <w:rStyle w:val="Hyperlink"/>
+            <w:b/>
+            <w:bCs/>
+            <w:color w:val="0F1A1C"/>
+          </w:rPr>
+          <w:t>elbiot</w:t>
+        </w:r>
+      </w:hyperlink>
+    </w:p>
+    <w:p>
+      <w:pPr>
+        <w:pStyle w:val="NormalWeb"/>
+        <w:spacing w:before="0" w:beforeAutospacing="0"/>
+      </w:pPr>
+      <w:r>
+        <w:lastRenderedPageBreak/>
+        <w:t>That latent embedding is still there when the next token is predicted. You don't have to pass it in as input. All the nuance that latent "token" represents is there to be used by the model.</w:t>
+      </w:r>
+    </w:p>
+    <w:p>
+      <w:pPr>
+        <w:pStyle w:val="NormalWeb"/>
+        <w:spacing w:after="0" w:afterAutospacing="0"/>
+      </w:pPr>
+      <w:r>
+        <w:t>I don't know if you've seen the latent reasoning of Coconut but that reminds me of what you're talking about.</w:t>
+      </w:r>
+    </w:p>
+    <w:p>
+      <w:pPr>
+        <w:pStyle w:val="NormalWeb"/>
+        <w:spacing w:before="0" w:beforeAutospacing="0" w:after="0" w:afterAutospacing="0"/>
+      </w:pPr>
+    </w:p>
+    <w:p>
+      <w:hyperlink r:id="rId30" w:history="1">
+        <w:r>
+          <w:rPr>
+            <w:rStyle w:val="Hyperlink"/>
+            <w:b/>
+            <w:bCs/>
+            <w:color w:val="0F1A1C"/>
+          </w:rPr>
+          <w:t>Academic_Sleep1118</w:t>
+        </w:r>
+      </w:hyperlink>
+    </w:p>
+    <w:p>
+      <w:pPr>
+        <w:pStyle w:val="NormalWeb"/>
+        <w:spacing w:before="0" w:beforeAutospacing="0" w:after="0" w:afterAutospacing="0"/>
+      </w:pPr>
+      <w:r>
+        <w:t xml:space="preserve">Thanks, I just checked their paper </w:t>
+      </w:r>
+      <w:r>
+        <w:t xml:space="preserve">[4] </w:t>
+      </w:r>
+      <w:r>
+        <w:t>(</w:t>
+      </w:r>
+      <w:r>
+        <w:fldChar w:fldCharType="begin"/>
+      </w:r>
+      <w:r>
+        <w:instrText>HYPERLINK "https://arxiv.org/pdf/2412.06769" \t "_blank"</w:instrText>
+      </w:r>
+      <w:r>
+        <w:fldChar w:fldCharType="separate"/>
+      </w:r>
+      <w:r>
+        <w:rPr>
+          <w:rStyle w:val="Hyperlink"/>
+          <w:color w:val="0045AC"/>
+        </w:rPr>
+        <w:t>https://arxiv.org/pdf/2412.06769</w:t>
+      </w:r>
+      <w:r>
+        <w:fldChar w:fldCharType="end"/>
+      </w:r>
+      <w:r>
+        <w:t>), it's very similar indeed.</w:t>
+      </w:r>
+    </w:p>
+    <w:p>
+      <w:pPr>
+        <w:pStyle w:val="NormalWeb"/>
+        <w:spacing w:before="0" w:beforeAutospacing="0" w:after="0" w:afterAutospacing="0"/>
+      </w:pPr>
+    </w:p>
+    <w:p>
+      <w:hyperlink r:id="rId31" w:history="1">
+        <w:r>
+          <w:rPr>
+            <w:rStyle w:val="Hyperlink"/>
+            <w:b/>
+            <w:bCs/>
+            <w:color w:val="0F1A1C"/>
+          </w:rPr>
+          <w:t>Academic_Sleep1118</w:t>
+        </w:r>
+      </w:hyperlink>
+    </w:p>
+    <w:p>
+      <w:pPr>
+        <w:pStyle w:val="NormalWeb"/>
         <w:spacing w:before="0" w:beforeAutospacing="0" w:after="0"/>
       </w:pPr>
       <w:r>
         <w:t>Okay guys, I just tested it, you can check the repo here: </w:t>
       </w:r>
-      <w:hyperlink r:id="rId27" w:tgtFrame="_blank" w:history="1">
+      <w:hyperlink r:id="rId32" w:tgtFrame="_blank" w:history="1">
         <w:r>
           <w:rPr>
             <w:rStyle w:val="Hyperlink"/>
@@ -2576,7 +2736,7 @@
       </w:pPr>
     </w:p>
     <w:p>
-      <w:hyperlink r:id="rId28" w:history="1">
+      <w:hyperlink r:id="rId33" w:history="1">
         <w:r>
           <w:rPr>
             <w:rStyle w:val="Hyperlink"/>
@@ -2652,7 +2812,7 @@
     </w:p>
     <w:p/>
     <w:p>
-      <w:hyperlink r:id="rId29" w:history="1">
+      <w:hyperlink r:id="rId34" w:history="1">
         <w:r>
           <w:rPr>
             <w:rStyle w:val="Hyperlink"/>
